--- a/baocao/BÁO CÁO-NHÓM 03f-.docx
+++ b/baocao/BÁO CÁO-NHÓM 03f-.docx
@@ -565,14 +565,25 @@
                 <w:szCs w:val="28"/>
               </w:rPr>
             </w:pPr>
-            <w:r>
-              <w:rPr>
-                <w:b/>
-                <w:bCs/>
-                <w:sz w:val="28"/>
-                <w:szCs w:val="28"/>
-              </w:rPr>
-              <w:t>TP.Hồ Chí Minh, tháng 04/2026</w:t>
+            <w:proofErr w:type="gramStart"/>
+            <w:r>
+              <w:rPr>
+                <w:b/>
+                <w:bCs/>
+                <w:sz w:val="28"/>
+                <w:szCs w:val="28"/>
+              </w:rPr>
+              <w:t>TP.Hồ</w:t>
+            </w:r>
+            <w:proofErr w:type="gramEnd"/>
+            <w:r>
+              <w:rPr>
+                <w:b/>
+                <w:bCs/>
+                <w:sz w:val="28"/>
+                <w:szCs w:val="28"/>
+              </w:rPr>
+              <w:t xml:space="preserve"> Chí Minh, tháng 04/2026</w:t>
             </w:r>
           </w:p>
         </w:tc>
@@ -7946,7 +7957,23 @@
         <w:jc w:val="both"/>
       </w:pPr>
       <w:r>
-        <w:t>Adruino là một hệ thống bao gồm cả phần cứng ( các bo mạch vi điều khiển ) và phần mềm ( Arduino IDE ) cho phép người dùng lập trình và điều khiển các thiết bị điện tử thông qua ngôn ngữ lập trình dựa trên C/C++. Người dùng có thể sử dụng Arduino để đọc dữ liệu từ các cảm biến ( nhiệt độ, độ ẩm, ánh sáng,... ) và điều khiển các thiết bị đầu ra như đèn, động cơ, relay.</w:t>
+        <w:t xml:space="preserve">Adruino là một hệ thống bao gồm cả phần cứng </w:t>
+      </w:r>
+      <w:proofErr w:type="gramStart"/>
+      <w:r>
+        <w:t>( các</w:t>
+      </w:r>
+      <w:proofErr w:type="gramEnd"/>
+      <w:r>
+        <w:t xml:space="preserve"> bo mạch vi điều khiển ) và phần mềm ( Arduino IDE ) cho phép người dùng lập trình và điều khiển các thiết bị điện tử thông qua ngôn ngữ lập trình dựa trên C/C++. Người dùng có thể sử dụng Arduino để đọc dữ liệu từ các cảm biến </w:t>
+      </w:r>
+      <w:proofErr w:type="gramStart"/>
+      <w:r>
+        <w:t>( nhiệt</w:t>
+      </w:r>
+      <w:proofErr w:type="gramEnd"/>
+      <w:r>
+        <w:t xml:space="preserve"> độ, độ ẩm, ánh sáng,... ) và điều khiển các thiết bị đầu ra như đèn, động cơ, relay.</w:t>
       </w:r>
     </w:p>
     <w:p>
@@ -8046,7 +8073,23 @@
           <w:sz w:val="28"/>
           <w:szCs w:val="28"/>
         </w:rPr>
-        <w:t>Firebase là một nền tảng Backend-as-a-Service ( BaaS ) được phát triển bởi Google, ban đầu ra đời năm 2011 bởi Andrew Lee và James Tamplin, sau đó được Google mua lại và phát triển mạnh mẽ. Firebase cung cấp các dịch vụ backend như cơ sở dữ liệu thời gian thực, xác thực và lưu trữ, giúp các ứng dụng có thể đồng bộ dữ liệu nhanh chóng mà không cần xây dựng máy chủ riêng. Trong hệ thống IoT, Firebase thường được sử dụng làm trung gian kết nối giữa các thiết bị và ứng dụng, cho phép cập nhật và điều khiển theo thời gian thực. Ưu điểm của Firebase là dễ triển khai, đồng bộ nhanh và tích hợp tốt, tuy nhiên hạn chế là phụ thuộc vào hệ sinh thái Google và có thể phát sinh chi phí khi mở rộng hệ thống.</w:t>
+        <w:t xml:space="preserve">Firebase là một nền tảng Backend-as-a-Service </w:t>
+      </w:r>
+      <w:proofErr w:type="gramStart"/>
+      <w:r>
+        <w:rPr>
+          <w:sz w:val="28"/>
+          <w:szCs w:val="28"/>
+        </w:rPr>
+        <w:t>( BaaS</w:t>
+      </w:r>
+      <w:proofErr w:type="gramEnd"/>
+      <w:r>
+        <w:rPr>
+          <w:sz w:val="28"/>
+          <w:szCs w:val="28"/>
+        </w:rPr>
+        <w:t xml:space="preserve"> ) được phát triển bởi Google, ban đầu ra đời năm 2011 bởi Andrew Lee và James Tamplin, sau đó được Google mua lại và phát triển mạnh mẽ. Firebase cung cấp các dịch vụ backend như cơ sở dữ liệu thời gian thực, xác thực và lưu trữ, giúp các ứng dụng có thể đồng bộ dữ liệu nhanh chóng mà không cần xây dựng máy chủ riêng. Trong hệ thống IoT, Firebase thường được sử dụng làm trung gian kết nối giữa các thiết bị và ứng dụng, cho phép cập nhật và điều khiển theo thời gian thực. Ưu điểm của Firebase là dễ triển khai, đồng bộ nhanh và tích hợp tốt, tuy nhiên hạn chế là phụ thuộc vào hệ sinh thái Google và có thể phát sinh chi phí khi mở rộng hệ thống.</w:t>
       </w:r>
     </w:p>
     <w:p>
@@ -8141,7 +8184,15 @@
         <w:jc w:val="both"/>
       </w:pPr>
       <w:r>
-        <w:t xml:space="preserve">ESP32 là một vi điều khiển tích hợp Wifi và Bluetooth được phát triển bởi Espressif Systems, ra mắt lần đầu vào năm 2016 như một bước tiến so với ESP8266 trong lính vực IoT. Là một hệ thống trên chip ( SoC ) cho phép xử lý dữ liệu, kết nối mạng và điều khiển thiết bị ngoại vi trong cùng một nền tảng nhỏ gọn. Nhờ tích hợp sẵn các chuẩn kết nối không dây, ESP32 được sử dụng rộng rãi trong các ứng dụng như nhà thông minh, thiết bị giám sát và tự động hóa. Vi điều khiển này có ưu điểm là hiệu năng cao, hỗ trợ đa nhiệm, nhiều chân GPIO và khả năng kết nối linh hoạt, đồng thời vẫn có chi phí thấp. Tuy nhiên, ESP32 cũng có một số hạn chế như tiêu thụ điện năng cao hơn so với một số dòng vi điều khiển đơn giản và cấu hình phức tạp hơn đối với người mới bắt đầu. Nhìn chungg, ESP32 là một lựa chọn phù hợp cho các dự án IoT yêu cầu kết nối mạng và xử mức dữ liệu ở mức trung bình đến nâng cao. </w:t>
+        <w:t xml:space="preserve">ESP32 là một vi điều khiển tích hợp Wifi và Bluetooth được phát triển bởi Espressif Systems, ra mắt lần đầu vào năm 2016 như một bước tiến so với ESP8266 trong lính vực IoT. Là một hệ thống trên chip </w:t>
+      </w:r>
+      <w:proofErr w:type="gramStart"/>
+      <w:r>
+        <w:t>( SoC</w:t>
+      </w:r>
+      <w:proofErr w:type="gramEnd"/>
+      <w:r>
+        <w:t xml:space="preserve"> ) cho phép xử lý dữ liệu, kết nối mạng và điều khiển thiết bị ngoại vi trong cùng một nền tảng nhỏ gọn. Nhờ tích hợp sẵn các chuẩn kết nối không dây, ESP32 được sử dụng rộng rãi trong các ứng dụng như nhà thông minh, thiết bị giám sát và tự động hóa. Vi điều khiển này có ưu điểm là hiệu năng cao, hỗ trợ đa nhiệm, nhiều chân GPIO và khả năng kết nối linh hoạt, đồng thời vẫn có chi phí thấp. Tuy nhiên, ESP32 cũng có một số hạn chế như tiêu thụ điện năng cao hơn so với một số dòng vi điều khiển đơn giản và cấu hình phức tạp hơn đối với người mới bắt đầu. Nhìn chungg, ESP32 là một lựa chọn phù hợp cho các dự án IoT yêu cầu kết nối mạng và xử mức dữ liệu ở mức trung bình đến nâng cao. </w:t>
       </w:r>
     </w:p>
     <w:p>
@@ -8208,7 +8259,15 @@
       <w:bookmarkStart w:id="38" w:name="_Toc226889609"/>
       <w:bookmarkEnd w:id="37"/>
       <w:r>
-        <w:t>Hình 2.3 -  ESP32</w:t>
+        <w:t xml:space="preserve">Hình 2.3 </w:t>
+      </w:r>
+      <w:proofErr w:type="gramStart"/>
+      <w:r>
+        <w:t>-  ESP</w:t>
+      </w:r>
+      <w:proofErr w:type="gramEnd"/>
+      <w:r>
+        <w:t>32</w:t>
       </w:r>
       <w:bookmarkEnd w:id="38"/>
     </w:p>
@@ -10415,8 +10474,13 @@
               <w:spacing w:before="240" w:after="240"/>
             </w:pPr>
             <w:r>
-              <w:t>- Người dùng truy cập vào Tab "Lịch sử hệ thống" hoặc "Nhật ký khẩn cấp"..</w:t>
-            </w:r>
+              <w:t>- Người dùng truy cập vào Tab "Lịch sử hệ thống" hoặc "Nhật ký khẩn cấp</w:t>
+            </w:r>
+            <w:proofErr w:type="gramStart"/>
+            <w:r>
+              <w:t>"..</w:t>
+            </w:r>
+            <w:proofErr w:type="gramEnd"/>
           </w:p>
           <w:p>
             <w:pPr>
@@ -10457,16 +10521,26 @@
               <w:spacing w:before="240" w:after="240"/>
             </w:pPr>
             <w:r>
-              <w:t>- Dữ liệu được sắp xếp theo trình tự thời gian từ mới nhất đến cũ nhất..</w:t>
-            </w:r>
+              <w:t xml:space="preserve">- Dữ liệu được sắp xếp theo trình tự thời gian từ mới nhất đến cũ </w:t>
+            </w:r>
+            <w:proofErr w:type="gramStart"/>
+            <w:r>
+              <w:t>nhất..</w:t>
+            </w:r>
+            <w:proofErr w:type="gramEnd"/>
           </w:p>
           <w:p>
             <w:pPr>
               <w:spacing w:before="240" w:after="240"/>
             </w:pPr>
             <w:r>
-              <w:t>-Hiển thị bảng dữ liệu chi tiết cho người dùng theo dõi..</w:t>
-            </w:r>
+              <w:t xml:space="preserve">-Hiển thị bảng dữ liệu chi tiết cho người dùng theo </w:t>
+            </w:r>
+            <w:proofErr w:type="gramStart"/>
+            <w:r>
+              <w:t>dõi..</w:t>
+            </w:r>
+            <w:proofErr w:type="gramEnd"/>
           </w:p>
           <w:p>
             <w:pPr>
@@ -12600,7 +12674,23 @@
           <w:b/>
           <w:bCs/>
         </w:rPr>
-        <w:t>Cụm 4 chân này dùng để kết nối với vi điều khiển ( ESP32 hoặc Arduino):</w:t>
+        <w:t xml:space="preserve">Cụm 4 chân này dùng để kết nối với vi điều khiển </w:t>
+      </w:r>
+      <w:proofErr w:type="gramStart"/>
+      <w:r>
+        <w:rPr>
+          <w:b/>
+          <w:bCs/>
+        </w:rPr>
+        <w:t>( ESP</w:t>
+      </w:r>
+      <w:proofErr w:type="gramEnd"/>
+      <w:r>
+        <w:rPr>
+          <w:b/>
+          <w:bCs/>
+        </w:rPr>
+        <w:t>32 hoặc Arduino):</w:t>
       </w:r>
     </w:p>
     <w:p>
